--- a/Command_Desk_MASTER_SPECIFICATION.docx
+++ b/Command_Desk_MASTER_SPECIFICATION.docx
@@ -7173,11 +7173,12 @@
         <w:rPr>
           <w:b/>
           <w:bCs/>
+          <w:caps/>
           <w:color w:val="5C6670"/>
           <w:sz w:val="16"/>
           <w:szCs w:val="16"/>
         </w:rPr>
-        <w:t xml:space="preserve">OUTPUT SCHEMA</w:t>
+        <w:t xml:space="preserve">Output schema</w:t>
       </w:r>
     </w:p>
     <w:p>
@@ -16848,6 +16849,7 @@
         <w:rPr>
           <w:b/>
           <w:bCs/>
+          <w:caps/>
           <w:color w:val="5C6670"/>
           <w:sz w:val="16"/>
           <w:szCs w:val="16"/>
@@ -16928,6 +16930,7 @@
         <w:rPr>
           <w:b/>
           <w:bCs/>
+          <w:caps/>
           <w:color w:val="5C6670"/>
           <w:sz w:val="16"/>
           <w:szCs w:val="16"/>
@@ -16956,6 +16959,7 @@
         <w:rPr>
           <w:b/>
           <w:bCs/>
+          <w:caps/>
           <w:color w:val="5C6670"/>
           <w:sz w:val="16"/>
           <w:szCs w:val="16"/>
@@ -16997,6 +17001,7 @@
         <w:rPr>
           <w:b/>
           <w:bCs/>
+          <w:caps/>
           <w:color w:val="5C6670"/>
           <w:sz w:val="16"/>
           <w:szCs w:val="16"/>
@@ -17038,6 +17043,7 @@
         <w:rPr>
           <w:b/>
           <w:bCs/>
+          <w:caps/>
           <w:color w:val="5C6670"/>
           <w:sz w:val="16"/>
           <w:szCs w:val="16"/>
@@ -17066,6 +17072,7 @@
         <w:rPr>
           <w:b/>
           <w:bCs/>
+          <w:caps/>
           <w:color w:val="5C6670"/>
           <w:sz w:val="16"/>
           <w:szCs w:val="16"/>
@@ -17120,6 +17127,7 @@
         <w:rPr>
           <w:b/>
           <w:bCs/>
+          <w:caps/>
           <w:color w:val="5C6670"/>
           <w:sz w:val="16"/>
           <w:szCs w:val="16"/>
@@ -17291,6 +17299,7 @@
         <w:rPr>
           <w:b/>
           <w:bCs/>
+          <w:caps/>
           <w:color w:val="5C6670"/>
           <w:sz w:val="16"/>
           <w:szCs w:val="16"/>
@@ -17319,6 +17328,7 @@
         <w:rPr>
           <w:b/>
           <w:bCs/>
+          <w:caps/>
           <w:color w:val="5C6670"/>
           <w:sz w:val="16"/>
           <w:szCs w:val="16"/>
@@ -17425,6 +17435,7 @@
         <w:rPr>
           <w:b/>
           <w:bCs/>
+          <w:caps/>
           <w:color w:val="5C6670"/>
           <w:sz w:val="16"/>
           <w:szCs w:val="16"/>
@@ -17479,6 +17490,7 @@
         <w:rPr>
           <w:b/>
           <w:bCs/>
+          <w:caps/>
           <w:color w:val="5C6670"/>
           <w:sz w:val="16"/>
           <w:szCs w:val="16"/>
@@ -17507,6 +17519,7 @@
         <w:rPr>
           <w:b/>
           <w:bCs/>
+          <w:caps/>
           <w:color w:val="5C6670"/>
           <w:sz w:val="16"/>
           <w:szCs w:val="16"/>
@@ -17561,6 +17574,7 @@
         <w:rPr>
           <w:b/>
           <w:bCs/>
+          <w:caps/>
           <w:color w:val="5C6670"/>
           <w:sz w:val="16"/>
           <w:szCs w:val="16"/>
@@ -17628,6 +17642,7 @@
         <w:rPr>
           <w:b/>
           <w:bCs/>
+          <w:caps/>
           <w:color w:val="5C6670"/>
           <w:sz w:val="16"/>
           <w:szCs w:val="16"/>
@@ -17656,6 +17671,7 @@
         <w:rPr>
           <w:b/>
           <w:bCs/>
+          <w:caps/>
           <w:color w:val="5C6670"/>
           <w:sz w:val="16"/>
           <w:szCs w:val="16"/>
@@ -17697,6 +17713,7 @@
         <w:rPr>
           <w:b/>
           <w:bCs/>
+          <w:caps/>
           <w:color w:val="5C6670"/>
           <w:sz w:val="16"/>
           <w:szCs w:val="16"/>
@@ -17738,6 +17755,7 @@
         <w:rPr>
           <w:b/>
           <w:bCs/>
+          <w:caps/>
           <w:color w:val="5C6670"/>
           <w:sz w:val="16"/>
           <w:szCs w:val="16"/>
@@ -17766,6 +17784,7 @@
         <w:rPr>
           <w:b/>
           <w:bCs/>
+          <w:caps/>
           <w:color w:val="5C6670"/>
           <w:sz w:val="16"/>
           <w:szCs w:val="16"/>
@@ -17820,6 +17839,7 @@
         <w:rPr>
           <w:b/>
           <w:bCs/>
+          <w:caps/>
           <w:color w:val="5C6670"/>
           <w:sz w:val="16"/>
           <w:szCs w:val="16"/>
@@ -17887,6 +17907,7 @@
         <w:rPr>
           <w:b/>
           <w:bCs/>
+          <w:caps/>
           <w:color w:val="5C6670"/>
           <w:sz w:val="16"/>
           <w:szCs w:val="16"/>
@@ -17915,6 +17936,7 @@
         <w:rPr>
           <w:b/>
           <w:bCs/>
+          <w:caps/>
           <w:color w:val="5C6670"/>
           <w:sz w:val="16"/>
           <w:szCs w:val="16"/>
@@ -17956,6 +17978,7 @@
         <w:rPr>
           <w:b/>
           <w:bCs/>
+          <w:caps/>
           <w:color w:val="5C6670"/>
           <w:sz w:val="16"/>
           <w:szCs w:val="16"/>
@@ -17997,6 +18020,7 @@
         <w:rPr>
           <w:b/>
           <w:bCs/>
+          <w:caps/>
           <w:color w:val="5C6670"/>
           <w:sz w:val="16"/>
           <w:szCs w:val="16"/>
@@ -18025,6 +18049,7 @@
         <w:rPr>
           <w:b/>
           <w:bCs/>
+          <w:caps/>
           <w:color w:val="5C6670"/>
           <w:sz w:val="16"/>
           <w:szCs w:val="16"/>
@@ -18079,6 +18104,7 @@
         <w:rPr>
           <w:b/>
           <w:bCs/>
+          <w:caps/>
           <w:color w:val="5C6670"/>
           <w:sz w:val="16"/>
           <w:szCs w:val="16"/>
@@ -18146,6 +18172,7 @@
         <w:rPr>
           <w:b/>
           <w:bCs/>
+          <w:caps/>
           <w:color w:val="5C6670"/>
           <w:sz w:val="16"/>
           <w:szCs w:val="16"/>
@@ -18174,6 +18201,7 @@
         <w:rPr>
           <w:b/>
           <w:bCs/>
+          <w:caps/>
           <w:color w:val="5C6670"/>
           <w:sz w:val="16"/>
           <w:szCs w:val="16"/>
@@ -18215,6 +18243,7 @@
         <w:rPr>
           <w:b/>
           <w:bCs/>
+          <w:caps/>
           <w:color w:val="5C6670"/>
           <w:sz w:val="16"/>
           <w:szCs w:val="16"/>
@@ -18256,6 +18285,7 @@
         <w:rPr>
           <w:b/>
           <w:bCs/>
+          <w:caps/>
           <w:color w:val="5C6670"/>
           <w:sz w:val="16"/>
           <w:szCs w:val="16"/>
@@ -18284,6 +18314,7 @@
         <w:rPr>
           <w:b/>
           <w:bCs/>
+          <w:caps/>
           <w:color w:val="5C6670"/>
           <w:sz w:val="16"/>
           <w:szCs w:val="16"/>
@@ -18338,6 +18369,7 @@
         <w:rPr>
           <w:b/>
           <w:bCs/>
+          <w:caps/>
           <w:color w:val="5C6670"/>
           <w:sz w:val="16"/>
           <w:szCs w:val="16"/>
@@ -18418,6 +18450,7 @@
         <w:rPr>
           <w:b/>
           <w:bCs/>
+          <w:caps/>
           <w:color w:val="5C6670"/>
           <w:sz w:val="16"/>
           <w:szCs w:val="16"/>
@@ -18446,6 +18479,7 @@
         <w:rPr>
           <w:b/>
           <w:bCs/>
+          <w:caps/>
           <w:color w:val="5C6670"/>
           <w:sz w:val="16"/>
           <w:szCs w:val="16"/>
@@ -18487,6 +18521,7 @@
         <w:rPr>
           <w:b/>
           <w:bCs/>
+          <w:caps/>
           <w:color w:val="5C6670"/>
           <w:sz w:val="16"/>
           <w:szCs w:val="16"/>
@@ -18528,6 +18563,7 @@
         <w:rPr>
           <w:b/>
           <w:bCs/>
+          <w:caps/>
           <w:color w:val="5C6670"/>
           <w:sz w:val="16"/>
           <w:szCs w:val="16"/>
@@ -18556,6 +18592,7 @@
         <w:rPr>
           <w:b/>
           <w:bCs/>
+          <w:caps/>
           <w:color w:val="5C6670"/>
           <w:sz w:val="16"/>
           <w:szCs w:val="16"/>
@@ -18610,6 +18647,7 @@
         <w:rPr>
           <w:b/>
           <w:bCs/>
+          <w:caps/>
           <w:color w:val="5C6670"/>
           <w:sz w:val="16"/>
           <w:szCs w:val="16"/>
@@ -18677,6 +18715,7 @@
         <w:rPr>
           <w:b/>
           <w:bCs/>
+          <w:caps/>
           <w:color w:val="5C6670"/>
           <w:sz w:val="16"/>
           <w:szCs w:val="16"/>
@@ -18705,6 +18744,7 @@
         <w:rPr>
           <w:b/>
           <w:bCs/>
+          <w:caps/>
           <w:color w:val="5C6670"/>
           <w:sz w:val="16"/>
           <w:szCs w:val="16"/>
@@ -18733,6 +18773,7 @@
         <w:rPr>
           <w:b/>
           <w:bCs/>
+          <w:caps/>
           <w:color w:val="5C6670"/>
           <w:sz w:val="16"/>
           <w:szCs w:val="16"/>
@@ -18774,6 +18815,7 @@
         <w:rPr>
           <w:b/>
           <w:bCs/>
+          <w:caps/>
           <w:color w:val="5C6670"/>
           <w:sz w:val="16"/>
           <w:szCs w:val="16"/>
@@ -18802,6 +18844,7 @@
         <w:rPr>
           <w:b/>
           <w:bCs/>
+          <w:caps/>
           <w:color w:val="5C6670"/>
           <w:sz w:val="16"/>
           <w:szCs w:val="16"/>
@@ -18856,6 +18899,7 @@
         <w:rPr>
           <w:b/>
           <w:bCs/>
+          <w:caps/>
           <w:color w:val="5C6670"/>
           <w:sz w:val="16"/>
           <w:szCs w:val="16"/>
@@ -18923,6 +18967,7 @@
         <w:rPr>
           <w:b/>
           <w:bCs/>
+          <w:caps/>
           <w:color w:val="5C6670"/>
           <w:sz w:val="16"/>
           <w:szCs w:val="16"/>
@@ -18951,6 +18996,7 @@
         <w:rPr>
           <w:b/>
           <w:bCs/>
+          <w:caps/>
           <w:color w:val="5C6670"/>
           <w:sz w:val="16"/>
           <w:szCs w:val="16"/>
@@ -18979,6 +19025,7 @@
         <w:rPr>
           <w:b/>
           <w:bCs/>
+          <w:caps/>
           <w:color w:val="5C6670"/>
           <w:sz w:val="16"/>
           <w:szCs w:val="16"/>
@@ -19020,6 +19067,7 @@
         <w:rPr>
           <w:b/>
           <w:bCs/>
+          <w:caps/>
           <w:color w:val="5C6670"/>
           <w:sz w:val="16"/>
           <w:szCs w:val="16"/>
@@ -19048,6 +19096,7 @@
         <w:rPr>
           <w:b/>
           <w:bCs/>
+          <w:caps/>
           <w:color w:val="5C6670"/>
           <w:sz w:val="16"/>
           <w:szCs w:val="16"/>
@@ -19102,6 +19151,7 @@
         <w:rPr>
           <w:b/>
           <w:bCs/>
+          <w:caps/>
           <w:color w:val="5C6670"/>
           <w:sz w:val="16"/>
           <w:szCs w:val="16"/>
@@ -19169,6 +19219,7 @@
         <w:rPr>
           <w:b/>
           <w:bCs/>
+          <w:caps/>
           <w:color w:val="5C6670"/>
           <w:sz w:val="16"/>
           <w:szCs w:val="16"/>
@@ -19197,6 +19248,7 @@
         <w:rPr>
           <w:b/>
           <w:bCs/>
+          <w:caps/>
           <w:color w:val="5C6670"/>
           <w:sz w:val="16"/>
           <w:szCs w:val="16"/>
@@ -19225,6 +19277,7 @@
         <w:rPr>
           <w:b/>
           <w:bCs/>
+          <w:caps/>
           <w:color w:val="5C6670"/>
           <w:sz w:val="16"/>
           <w:szCs w:val="16"/>
@@ -19266,6 +19319,7 @@
         <w:rPr>
           <w:b/>
           <w:bCs/>
+          <w:caps/>
           <w:color w:val="5C6670"/>
           <w:sz w:val="16"/>
           <w:szCs w:val="16"/>
@@ -19294,6 +19348,7 @@
         <w:rPr>
           <w:b/>
           <w:bCs/>
+          <w:caps/>
           <w:color w:val="5C6670"/>
           <w:sz w:val="16"/>
           <w:szCs w:val="16"/>
@@ -19364,6 +19419,7 @@
         <w:rPr>
           <w:b/>
           <w:bCs/>
+          <w:caps/>
           <w:color w:val="5C6670"/>
           <w:sz w:val="16"/>
           <w:szCs w:val="16"/>
@@ -19431,6 +19487,7 @@
         <w:rPr>
           <w:b/>
           <w:bCs/>
+          <w:caps/>
           <w:color w:val="5C6670"/>
           <w:sz w:val="16"/>
           <w:szCs w:val="16"/>
@@ -19459,6 +19516,7 @@
         <w:rPr>
           <w:b/>
           <w:bCs/>
+          <w:caps/>
           <w:color w:val="5C6670"/>
           <w:sz w:val="16"/>
           <w:szCs w:val="16"/>
@@ -19500,6 +19558,7 @@
         <w:rPr>
           <w:b/>
           <w:bCs/>
+          <w:caps/>
           <w:color w:val="5C6670"/>
           <w:sz w:val="16"/>
           <w:szCs w:val="16"/>
@@ -19541,6 +19600,7 @@
         <w:rPr>
           <w:b/>
           <w:bCs/>
+          <w:caps/>
           <w:color w:val="5C6670"/>
           <w:sz w:val="16"/>
           <w:szCs w:val="16"/>
@@ -19569,6 +19629,7 @@
         <w:rPr>
           <w:b/>
           <w:bCs/>
+          <w:caps/>
           <w:color w:val="5C6670"/>
           <w:sz w:val="16"/>
           <w:szCs w:val="16"/>
@@ -19623,6 +19684,7 @@
         <w:rPr>
           <w:b/>
           <w:bCs/>
+          <w:caps/>
           <w:color w:val="5C6670"/>
           <w:sz w:val="16"/>
           <w:szCs w:val="16"/>
@@ -19690,6 +19752,7 @@
         <w:rPr>
           <w:b/>
           <w:bCs/>
+          <w:caps/>
           <w:color w:val="5C6670"/>
           <w:sz w:val="16"/>
           <w:szCs w:val="16"/>
@@ -19718,6 +19781,7 @@
         <w:rPr>
           <w:b/>
           <w:bCs/>
+          <w:caps/>
           <w:color w:val="5C6670"/>
           <w:sz w:val="16"/>
           <w:szCs w:val="16"/>
@@ -19746,6 +19810,7 @@
         <w:rPr>
           <w:b/>
           <w:bCs/>
+          <w:caps/>
           <w:color w:val="5C6670"/>
           <w:sz w:val="16"/>
           <w:szCs w:val="16"/>
@@ -19787,6 +19852,7 @@
         <w:rPr>
           <w:b/>
           <w:bCs/>
+          <w:caps/>
           <w:color w:val="5C6670"/>
           <w:sz w:val="16"/>
           <w:szCs w:val="16"/>
@@ -19815,6 +19881,7 @@
         <w:rPr>
           <w:b/>
           <w:bCs/>
+          <w:caps/>
           <w:color w:val="5C6670"/>
           <w:sz w:val="16"/>
           <w:szCs w:val="16"/>
@@ -19885,6 +19952,7 @@
         <w:rPr>
           <w:b/>
           <w:bCs/>
+          <w:caps/>
           <w:color w:val="5C6670"/>
           <w:sz w:val="16"/>
           <w:szCs w:val="16"/>
@@ -19978,6 +20046,7 @@
         <w:rPr>
           <w:b/>
           <w:bCs/>
+          <w:caps/>
           <w:color w:val="5C6670"/>
           <w:sz w:val="16"/>
           <w:szCs w:val="16"/>
@@ -20006,6 +20075,7 @@
         <w:rPr>
           <w:b/>
           <w:bCs/>
+          <w:caps/>
           <w:color w:val="5C6670"/>
           <w:sz w:val="16"/>
           <w:szCs w:val="16"/>
@@ -20073,6 +20143,7 @@
         <w:rPr>
           <w:b/>
           <w:bCs/>
+          <w:caps/>
           <w:color w:val="5C6670"/>
           <w:sz w:val="16"/>
           <w:szCs w:val="16"/>
@@ -20114,6 +20185,7 @@
         <w:rPr>
           <w:b/>
           <w:bCs/>
+          <w:caps/>
           <w:color w:val="5C6670"/>
           <w:sz w:val="16"/>
           <w:szCs w:val="16"/>
@@ -20142,6 +20214,7 @@
         <w:rPr>
           <w:b/>
           <w:bCs/>
+          <w:caps/>
           <w:color w:val="5C6670"/>
           <w:sz w:val="16"/>
           <w:szCs w:val="16"/>
@@ -20196,6 +20269,7 @@
         <w:rPr>
           <w:b/>
           <w:bCs/>
+          <w:caps/>
           <w:color w:val="5C6670"/>
           <w:sz w:val="16"/>
           <w:szCs w:val="16"/>
@@ -20289,6 +20363,7 @@
         <w:rPr>
           <w:b/>
           <w:bCs/>
+          <w:caps/>
           <w:color w:val="5C6670"/>
           <w:sz w:val="16"/>
           <w:szCs w:val="16"/>
@@ -20317,6 +20392,7 @@
         <w:rPr>
           <w:b/>
           <w:bCs/>
+          <w:caps/>
           <w:color w:val="5C6670"/>
           <w:sz w:val="16"/>
           <w:szCs w:val="16"/>
@@ -20358,6 +20434,7 @@
         <w:rPr>
           <w:b/>
           <w:bCs/>
+          <w:caps/>
           <w:color w:val="5C6670"/>
           <w:sz w:val="16"/>
           <w:szCs w:val="16"/>
@@ -20399,6 +20476,7 @@
         <w:rPr>
           <w:b/>
           <w:bCs/>
+          <w:caps/>
           <w:color w:val="5C6670"/>
           <w:sz w:val="16"/>
           <w:szCs w:val="16"/>
@@ -20427,6 +20505,7 @@
         <w:rPr>
           <w:b/>
           <w:bCs/>
+          <w:caps/>
           <w:color w:val="5C6670"/>
           <w:sz w:val="16"/>
           <w:szCs w:val="16"/>
@@ -21736,6 +21815,7 @@
         <w:rPr>
           <w:b/>
           <w:bCs/>
+          <w:caps/>
           <w:color w:val="5C6670"/>
           <w:sz w:val="16"/>
           <w:szCs w:val="16"/>
@@ -21790,6 +21870,7 @@
         <w:rPr>
           <w:b/>
           <w:bCs/>
+          <w:caps/>
           <w:color w:val="5C6670"/>
           <w:sz w:val="16"/>
           <w:szCs w:val="16"/>
@@ -21844,6 +21925,7 @@
         <w:rPr>
           <w:b/>
           <w:bCs/>
+          <w:caps/>
           <w:color w:val="5C6670"/>
           <w:sz w:val="16"/>
           <w:szCs w:val="16"/>
@@ -21989,6 +22071,7 @@
         <w:rPr>
           <w:b/>
           <w:bCs/>
+          <w:caps/>
           <w:color w:val="5C6670"/>
           <w:sz w:val="16"/>
           <w:szCs w:val="16"/>
@@ -22082,6 +22165,7 @@
         <w:rPr>
           <w:b/>
           <w:bCs/>
+          <w:caps/>
           <w:color w:val="5C6670"/>
           <w:sz w:val="16"/>
           <w:szCs w:val="16"/>
@@ -22136,6 +22220,7 @@
         <w:rPr>
           <w:b/>
           <w:bCs/>
+          <w:caps/>
           <w:color w:val="5C6670"/>
           <w:sz w:val="16"/>
           <w:szCs w:val="16"/>
@@ -22190,6 +22275,7 @@
         <w:rPr>
           <w:b/>
           <w:bCs/>
+          <w:caps/>
           <w:color w:val="5C6670"/>
           <w:sz w:val="16"/>
           <w:szCs w:val="16"/>
@@ -22244,6 +22330,7 @@
         <w:rPr>
           <w:b/>
           <w:bCs/>
+          <w:caps/>
           <w:color w:val="5C6670"/>
           <w:sz w:val="16"/>
           <w:szCs w:val="16"/>
@@ -22298,6 +22385,7 @@
         <w:rPr>
           <w:b/>
           <w:bCs/>
+          <w:caps/>
           <w:color w:val="5C6670"/>
           <w:sz w:val="16"/>
           <w:szCs w:val="16"/>
@@ -22339,6 +22427,7 @@
         <w:rPr>
           <w:b/>
           <w:bCs/>
+          <w:caps/>
           <w:color w:val="5C6670"/>
           <w:sz w:val="16"/>
           <w:szCs w:val="16"/>
@@ -22380,6 +22469,7 @@
         <w:rPr>
           <w:b/>
           <w:bCs/>
+          <w:caps/>
           <w:color w:val="5C6670"/>
           <w:sz w:val="16"/>
           <w:szCs w:val="16"/>
@@ -22460,6 +22550,7 @@
         <w:rPr>
           <w:b/>
           <w:bCs/>
+          <w:caps/>
           <w:color w:val="5C6670"/>
           <w:sz w:val="16"/>
           <w:szCs w:val="16"/>
@@ -22501,6 +22592,7 @@
         <w:rPr>
           <w:b/>
           <w:bCs/>
+          <w:caps/>
           <w:color w:val="5C6670"/>
           <w:sz w:val="16"/>
           <w:szCs w:val="16"/>
@@ -22555,6 +22647,7 @@
         <w:rPr>
           <w:b/>
           <w:bCs/>
+          <w:caps/>
           <w:color w:val="5C6670"/>
           <w:sz w:val="16"/>
           <w:szCs w:val="16"/>
@@ -22596,6 +22689,7 @@
         <w:rPr>
           <w:b/>
           <w:bCs/>
+          <w:caps/>
           <w:color w:val="5C6670"/>
           <w:sz w:val="16"/>
           <w:szCs w:val="16"/>
@@ -22637,6 +22731,7 @@
         <w:rPr>
           <w:b/>
           <w:bCs/>
+          <w:caps/>
           <w:color w:val="5C6670"/>
           <w:sz w:val="16"/>
           <w:szCs w:val="16"/>
@@ -22691,6 +22786,7 @@
         <w:rPr>
           <w:b/>
           <w:bCs/>
+          <w:caps/>
           <w:color w:val="5C6670"/>
           <w:sz w:val="16"/>
           <w:szCs w:val="16"/>
@@ -22732,6 +22828,7 @@
         <w:rPr>
           <w:b/>
           <w:bCs/>
+          <w:caps/>
           <w:color w:val="5C6670"/>
           <w:sz w:val="16"/>
           <w:szCs w:val="16"/>
@@ -22789,6 +22886,7 @@
         <w:rPr>
           <w:b/>
           <w:bCs/>
+          <w:caps/>
           <w:color w:val="5C6670"/>
           <w:sz w:val="16"/>
           <w:szCs w:val="16"/>
@@ -22830,6 +22928,7 @@
         <w:rPr>
           <w:b/>
           <w:bCs/>
+          <w:caps/>
           <w:color w:val="5C6670"/>
           <w:sz w:val="16"/>
           <w:szCs w:val="16"/>
@@ -22884,6 +22983,7 @@
         <w:rPr>
           <w:b/>
           <w:bCs/>
+          <w:caps/>
           <w:color w:val="5C6670"/>
           <w:sz w:val="16"/>
           <w:szCs w:val="16"/>
@@ -22925,6 +23025,7 @@
         <w:rPr>
           <w:b/>
           <w:bCs/>
+          <w:caps/>
           <w:color w:val="5C6670"/>
           <w:sz w:val="16"/>
           <w:szCs w:val="16"/>
@@ -22982,6 +23083,7 @@
         <w:rPr>
           <w:b/>
           <w:bCs/>
+          <w:caps/>
           <w:color w:val="5C6670"/>
           <w:sz w:val="16"/>
           <w:szCs w:val="16"/>
@@ -23049,6 +23151,7 @@
         <w:rPr>
           <w:b/>
           <w:bCs/>
+          <w:caps/>
           <w:color w:val="5C6670"/>
           <w:sz w:val="16"/>
           <w:szCs w:val="16"/>
@@ -23103,6 +23206,7 @@
         <w:rPr>
           <w:b/>
           <w:bCs/>
+          <w:caps/>
           <w:color w:val="5C6670"/>
           <w:sz w:val="16"/>
           <w:szCs w:val="16"/>
@@ -23157,6 +23261,7 @@
         <w:rPr>
           <w:b/>
           <w:bCs/>
+          <w:caps/>
           <w:color w:val="5C6670"/>
           <w:sz w:val="16"/>
           <w:szCs w:val="16"/>
@@ -23211,6 +23316,7 @@
         <w:rPr>
           <w:b/>
           <w:bCs/>
+          <w:caps/>
           <w:color w:val="5C6670"/>
           <w:sz w:val="16"/>
           <w:szCs w:val="16"/>
@@ -23278,6 +23384,7 @@
         <w:rPr>
           <w:b/>
           <w:bCs/>
+          <w:caps/>
           <w:color w:val="5C6670"/>
           <w:sz w:val="16"/>
           <w:szCs w:val="16"/>
@@ -23332,6 +23439,7 @@
         <w:rPr>
           <w:b/>
           <w:bCs/>
+          <w:caps/>
           <w:color w:val="5C6670"/>
           <w:sz w:val="16"/>
           <w:szCs w:val="16"/>
@@ -23399,6 +23507,7 @@
         <w:rPr>
           <w:b/>
           <w:bCs/>
+          <w:caps/>
           <w:color w:val="5C6670"/>
           <w:sz w:val="16"/>
           <w:szCs w:val="16"/>
@@ -30888,11 +30997,12 @@
         <w:rPr>
           <w:b/>
           <w:bCs/>
+          <w:caps/>
           <w:color w:val="5C6670"/>
           <w:sz w:val="16"/>
           <w:szCs w:val="16"/>
         </w:rPr>
-        <w:t xml:space="preserve">CATEGORY A — AUTO-FAIL</w:t>
+        <w:t xml:space="preserve">Category A — Auto-Fail</w:t>
       </w:r>
     </w:p>
     <w:p>
@@ -30980,11 +31090,12 @@
         <w:rPr>
           <w:b/>
           <w:bCs/>
+          <w:caps/>
           <w:color w:val="5C6670"/>
           <w:sz w:val="16"/>
           <w:szCs w:val="16"/>
         </w:rPr>
-        <w:t xml:space="preserve">CATEGORY B — RECOVERABLE</w:t>
+        <w:t xml:space="preserve">Category B — Recoverable</w:t>
       </w:r>
     </w:p>
     <w:p>
@@ -31056,11 +31167,12 @@
         <w:rPr>
           <w:b/>
           <w:bCs/>
+          <w:caps/>
           <w:color w:val="5C6670"/>
           <w:sz w:val="16"/>
           <w:szCs w:val="16"/>
         </w:rPr>
-        <w:t xml:space="preserve">CATEGORY C — ADVISORY</w:t>
+        <w:t xml:space="preserve">Category C — Advisory</w:t>
       </w:r>
     </w:p>
     <w:p>
@@ -31291,11 +31403,12 @@
         <w:rPr>
           <w:b/>
           <w:bCs/>
+          <w:caps/>
           <w:color w:val="5C6670"/>
           <w:sz w:val="16"/>
           <w:szCs w:val="16"/>
         </w:rPr>
-        <w:t xml:space="preserve">OUTPUT SCHEMA</w:t>
+        <w:t xml:space="preserve">Output Schema</w:t>
       </w:r>
     </w:p>
     <w:p>
@@ -34481,6 +34594,7 @@
         <w:rPr>
           <w:b/>
           <w:bCs/>
+          <w:caps/>
           <w:color w:val="5C6670"/>
           <w:sz w:val="16"/>
           <w:szCs w:val="16"/>
@@ -34509,6 +34623,7 @@
         <w:rPr>
           <w:b/>
           <w:bCs/>
+          <w:caps/>
           <w:color w:val="5C6670"/>
           <w:sz w:val="16"/>
           <w:szCs w:val="16"/>
@@ -34628,6 +34743,7 @@
         <w:rPr>
           <w:b/>
           <w:bCs/>
+          <w:caps/>
           <w:color w:val="5C6670"/>
           <w:sz w:val="16"/>
           <w:szCs w:val="16"/>
@@ -34656,6 +34772,7 @@
         <w:rPr>
           <w:b/>
           <w:bCs/>
+          <w:caps/>
           <w:color w:val="5C6670"/>
           <w:sz w:val="16"/>
           <w:szCs w:val="16"/>
@@ -34723,6 +34840,7 @@
         <w:rPr>
           <w:b/>
           <w:bCs/>
+          <w:caps/>
           <w:color w:val="5C6670"/>
           <w:sz w:val="16"/>
           <w:szCs w:val="16"/>
@@ -34751,6 +34869,7 @@
         <w:rPr>
           <w:b/>
           <w:bCs/>
+          <w:caps/>
           <w:color w:val="5C6670"/>
           <w:sz w:val="16"/>
           <w:szCs w:val="16"/>
@@ -34844,6 +34963,7 @@
         <w:rPr>
           <w:b/>
           <w:bCs/>
+          <w:caps/>
           <w:color w:val="5C6670"/>
           <w:sz w:val="16"/>
           <w:szCs w:val="16"/>
@@ -34872,6 +34992,7 @@
         <w:rPr>
           <w:b/>
           <w:bCs/>
+          <w:caps/>
           <w:color w:val="5C6670"/>
           <w:sz w:val="16"/>
           <w:szCs w:val="16"/>
@@ -34939,6 +35060,7 @@
         <w:rPr>
           <w:b/>
           <w:bCs/>
+          <w:caps/>
           <w:color w:val="5C6670"/>
           <w:sz w:val="16"/>
           <w:szCs w:val="16"/>
@@ -34967,6 +35089,7 @@
         <w:rPr>
           <w:b/>
           <w:bCs/>
+          <w:caps/>
           <w:color w:val="5C6670"/>
           <w:sz w:val="16"/>
           <w:szCs w:val="16"/>
@@ -35021,6 +35144,7 @@
         <w:rPr>
           <w:b/>
           <w:bCs/>
+          <w:caps/>
           <w:color w:val="5C6670"/>
           <w:sz w:val="16"/>
           <w:szCs w:val="16"/>
@@ -35049,6 +35173,7 @@
         <w:rPr>
           <w:b/>
           <w:bCs/>
+          <w:caps/>
           <w:color w:val="5C6670"/>
           <w:sz w:val="16"/>
           <w:szCs w:val="16"/>
@@ -35155,6 +35280,7 @@
         <w:rPr>
           <w:b/>
           <w:bCs/>
+          <w:caps/>
           <w:color w:val="5C6670"/>
           <w:sz w:val="16"/>
           <w:szCs w:val="16"/>
@@ -35183,6 +35309,7 @@
         <w:rPr>
           <w:b/>
           <w:bCs/>
+          <w:caps/>
           <w:color w:val="5C6670"/>
           <w:sz w:val="16"/>
           <w:szCs w:val="16"/>
@@ -35250,6 +35377,7 @@
         <w:rPr>
           <w:b/>
           <w:bCs/>
+          <w:caps/>
           <w:color w:val="5C6670"/>
           <w:sz w:val="16"/>
           <w:szCs w:val="16"/>
@@ -35278,6 +35406,7 @@
         <w:rPr>
           <w:b/>
           <w:bCs/>
+          <w:caps/>
           <w:color w:val="5C6670"/>
           <w:sz w:val="16"/>
           <w:szCs w:val="16"/>
@@ -35345,6 +35474,7 @@
         <w:rPr>
           <w:b/>
           <w:bCs/>
+          <w:caps/>
           <w:color w:val="5C6670"/>
           <w:sz w:val="16"/>
           <w:szCs w:val="16"/>
@@ -35373,6 +35503,7 @@
         <w:rPr>
           <w:b/>
           <w:bCs/>
+          <w:caps/>
           <w:color w:val="5C6670"/>
           <w:sz w:val="16"/>
           <w:szCs w:val="16"/>
@@ -35505,6 +35636,7 @@
         <w:rPr>
           <w:b/>
           <w:bCs/>
+          <w:caps/>
           <w:color w:val="5C6670"/>
           <w:sz w:val="16"/>
           <w:szCs w:val="16"/>
@@ -35533,6 +35665,7 @@
         <w:rPr>
           <w:b/>
           <w:bCs/>
+          <w:caps/>
           <w:color w:val="5C6670"/>
           <w:sz w:val="16"/>
           <w:szCs w:val="16"/>
@@ -35600,6 +35733,7 @@
         <w:rPr>
           <w:b/>
           <w:bCs/>
+          <w:caps/>
           <w:color w:val="5C6670"/>
           <w:sz w:val="16"/>
           <w:szCs w:val="16"/>
@@ -35628,6 +35762,7 @@
         <w:rPr>
           <w:b/>
           <w:bCs/>
+          <w:caps/>
           <w:color w:val="5C6670"/>
           <w:sz w:val="16"/>
           <w:szCs w:val="16"/>
@@ -35682,6 +35817,7 @@
         <w:rPr>
           <w:b/>
           <w:bCs/>
+          <w:caps/>
           <w:color w:val="5C6670"/>
           <w:sz w:val="16"/>
           <w:szCs w:val="16"/>
@@ -35710,6 +35846,7 @@
         <w:rPr>
           <w:b/>
           <w:bCs/>
+          <w:caps/>
           <w:color w:val="5C6670"/>
           <w:sz w:val="16"/>
           <w:szCs w:val="16"/>
@@ -35790,6 +35927,7 @@
         <w:rPr>
           <w:b/>
           <w:bCs/>
+          <w:caps/>
           <w:color w:val="5C6670"/>
           <w:sz w:val="16"/>
           <w:szCs w:val="16"/>
@@ -35818,6 +35956,7 @@
         <w:rPr>
           <w:b/>
           <w:bCs/>
+          <w:caps/>
           <w:color w:val="5C6670"/>
           <w:sz w:val="16"/>
           <w:szCs w:val="16"/>
@@ -35885,6 +36024,7 @@
         <w:rPr>
           <w:b/>
           <w:bCs/>
+          <w:caps/>
           <w:color w:val="5C6670"/>
           <w:sz w:val="16"/>
           <w:szCs w:val="16"/>
@@ -35913,6 +36053,7 @@
         <w:rPr>
           <w:b/>
           <w:bCs/>
+          <w:caps/>
           <w:color w:val="5C6670"/>
           <w:sz w:val="16"/>
           <w:szCs w:val="16"/>
@@ -35980,6 +36121,7 @@
         <w:rPr>
           <w:b/>
           <w:bCs/>
+          <w:caps/>
           <w:color w:val="5C6670"/>
           <w:sz w:val="16"/>
           <w:szCs w:val="16"/>
@@ -36008,6 +36150,7 @@
         <w:rPr>
           <w:b/>
           <w:bCs/>
+          <w:caps/>
           <w:color w:val="5C6670"/>
           <w:sz w:val="16"/>
           <w:szCs w:val="16"/>
@@ -36088,6 +36231,7 @@
         <w:rPr>
           <w:b/>
           <w:bCs/>
+          <w:caps/>
           <w:color w:val="5C6670"/>
           <w:sz w:val="16"/>
           <w:szCs w:val="16"/>
@@ -36116,6 +36260,7 @@
         <w:rPr>
           <w:b/>
           <w:bCs/>
+          <w:caps/>
           <w:color w:val="5C6670"/>
           <w:sz w:val="16"/>
           <w:szCs w:val="16"/>
@@ -36183,6 +36328,7 @@
         <w:rPr>
           <w:b/>
           <w:bCs/>
+          <w:caps/>
           <w:color w:val="5C6670"/>
           <w:sz w:val="16"/>
           <w:szCs w:val="16"/>
@@ -36211,6 +36357,7 @@
         <w:rPr>
           <w:b/>
           <w:bCs/>
+          <w:caps/>
           <w:color w:val="5C6670"/>
           <w:sz w:val="16"/>
           <w:szCs w:val="16"/>
@@ -36252,6 +36399,7 @@
         <w:rPr>
           <w:b/>
           <w:bCs/>
+          <w:caps/>
           <w:color w:val="5C6670"/>
           <w:sz w:val="16"/>
           <w:szCs w:val="16"/>
@@ -36280,6 +36428,7 @@
         <w:rPr>
           <w:b/>
           <w:bCs/>
+          <w:caps/>
           <w:color w:val="5C6670"/>
           <w:sz w:val="16"/>
           <w:szCs w:val="16"/>
@@ -36347,6 +36496,7 @@
         <w:rPr>
           <w:b/>
           <w:bCs/>
+          <w:caps/>
           <w:color w:val="5C6670"/>
           <w:sz w:val="16"/>
           <w:szCs w:val="16"/>
@@ -36375,6 +36525,7 @@
         <w:rPr>
           <w:b/>
           <w:bCs/>
+          <w:caps/>
           <w:color w:val="5C6670"/>
           <w:sz w:val="16"/>
           <w:szCs w:val="16"/>
@@ -36442,6 +36593,7 @@
         <w:rPr>
           <w:b/>
           <w:bCs/>
+          <w:caps/>
           <w:color w:val="5C6670"/>
           <w:sz w:val="16"/>
           <w:szCs w:val="16"/>
@@ -36470,6 +36622,7 @@
         <w:rPr>
           <w:b/>
           <w:bCs/>
+          <w:caps/>
           <w:color w:val="5C6670"/>
           <w:sz w:val="16"/>
           <w:szCs w:val="16"/>
@@ -36524,6 +36677,7 @@
         <w:rPr>
           <w:b/>
           <w:bCs/>
+          <w:caps/>
           <w:color w:val="5C6670"/>
           <w:sz w:val="16"/>
           <w:szCs w:val="16"/>
@@ -36552,6 +36706,7 @@
         <w:rPr>
           <w:b/>
           <w:bCs/>
+          <w:caps/>
           <w:color w:val="5C6670"/>
           <w:sz w:val="16"/>
           <w:szCs w:val="16"/>
@@ -36658,6 +36813,7 @@
         <w:rPr>
           <w:b/>
           <w:bCs/>
+          <w:caps/>
           <w:color w:val="5C6670"/>
           <w:sz w:val="16"/>
           <w:szCs w:val="16"/>
@@ -36686,6 +36842,7 @@
         <w:rPr>
           <w:b/>
           <w:bCs/>
+          <w:caps/>
           <w:color w:val="5C6670"/>
           <w:sz w:val="16"/>
           <w:szCs w:val="16"/>
@@ -36753,6 +36910,7 @@
         <w:rPr>
           <w:b/>
           <w:bCs/>
+          <w:caps/>
           <w:color w:val="5C6670"/>
           <w:sz w:val="16"/>
           <w:szCs w:val="16"/>
@@ -36781,6 +36939,7 @@
         <w:rPr>
           <w:b/>
           <w:bCs/>
+          <w:caps/>
           <w:color w:val="5C6670"/>
           <w:sz w:val="16"/>
           <w:szCs w:val="16"/>
@@ -36835,6 +36994,7 @@
         <w:rPr>
           <w:b/>
           <w:bCs/>
+          <w:caps/>
           <w:color w:val="5C6670"/>
           <w:sz w:val="16"/>
           <w:szCs w:val="16"/>
@@ -36863,6 +37023,7 @@
         <w:rPr>
           <w:b/>
           <w:bCs/>
+          <w:caps/>
           <w:color w:val="5C6670"/>
           <w:sz w:val="16"/>
           <w:szCs w:val="16"/>
@@ -36943,6 +37104,7 @@
         <w:rPr>
           <w:b/>
           <w:bCs/>
+          <w:caps/>
           <w:color w:val="5C6670"/>
           <w:sz w:val="16"/>
           <w:szCs w:val="16"/>
@@ -36971,6 +37133,7 @@
         <w:rPr>
           <w:b/>
           <w:bCs/>
+          <w:caps/>
           <w:color w:val="5C6670"/>
           <w:sz w:val="16"/>
           <w:szCs w:val="16"/>
@@ -37025,6 +37188,7 @@
         <w:rPr>
           <w:b/>
           <w:bCs/>
+          <w:caps/>
           <w:color w:val="5C6670"/>
           <w:sz w:val="16"/>
           <w:szCs w:val="16"/>
@@ -37053,6 +37217,7 @@
         <w:rPr>
           <w:b/>
           <w:bCs/>
+          <w:caps/>
           <w:color w:val="5C6670"/>
           <w:sz w:val="16"/>
           <w:szCs w:val="16"/>
@@ -37094,6 +37259,7 @@
         <w:rPr>
           <w:b/>
           <w:bCs/>
+          <w:caps/>
           <w:color w:val="5C6670"/>
           <w:sz w:val="16"/>
           <w:szCs w:val="16"/>
@@ -37122,6 +37288,7 @@
         <w:rPr>
           <w:b/>
           <w:bCs/>
+          <w:caps/>
           <w:color w:val="5C6670"/>
           <w:sz w:val="16"/>
           <w:szCs w:val="16"/>
@@ -37202,6 +37369,7 @@
         <w:rPr>
           <w:b/>
           <w:bCs/>
+          <w:caps/>
           <w:color w:val="5C6670"/>
           <w:sz w:val="16"/>
           <w:szCs w:val="16"/>
@@ -37230,6 +37398,7 @@
         <w:rPr>
           <w:b/>
           <w:bCs/>
+          <w:caps/>
           <w:color w:val="5C6670"/>
           <w:sz w:val="16"/>
           <w:szCs w:val="16"/>
@@ -37284,6 +37453,7 @@
         <w:rPr>
           <w:b/>
           <w:bCs/>
+          <w:caps/>
           <w:color w:val="5C6670"/>
           <w:sz w:val="16"/>
           <w:szCs w:val="16"/>
@@ -37312,6 +37482,7 @@
         <w:rPr>
           <w:b/>
           <w:bCs/>
+          <w:caps/>
           <w:color w:val="5C6670"/>
           <w:sz w:val="16"/>
           <w:szCs w:val="16"/>
@@ -37353,6 +37524,7 @@
         <w:rPr>
           <w:b/>
           <w:bCs/>
+          <w:caps/>
           <w:color w:val="5C6670"/>
           <w:sz w:val="16"/>
           <w:szCs w:val="16"/>
@@ -37381,6 +37553,7 @@
         <w:rPr>
           <w:b/>
           <w:bCs/>
+          <w:caps/>
           <w:color w:val="5C6670"/>
           <w:sz w:val="16"/>
           <w:szCs w:val="16"/>
@@ -37448,6 +37621,7 @@
         <w:rPr>
           <w:b/>
           <w:bCs/>
+          <w:caps/>
           <w:color w:val="5C6670"/>
           <w:sz w:val="16"/>
           <w:szCs w:val="16"/>
@@ -37476,6 +37650,7 @@
         <w:rPr>
           <w:b/>
           <w:bCs/>
+          <w:caps/>
           <w:color w:val="5C6670"/>
           <w:sz w:val="16"/>
           <w:szCs w:val="16"/>
@@ -37530,6 +37705,7 @@
         <w:rPr>
           <w:b/>
           <w:bCs/>
+          <w:caps/>
           <w:color w:val="5C6670"/>
           <w:sz w:val="16"/>
           <w:szCs w:val="16"/>
@@ -37558,6 +37734,7 @@
         <w:rPr>
           <w:b/>
           <w:bCs/>
+          <w:caps/>
           <w:color w:val="5C6670"/>
           <w:sz w:val="16"/>
           <w:szCs w:val="16"/>
@@ -37599,6 +37776,7 @@
         <w:rPr>
           <w:b/>
           <w:bCs/>
+          <w:caps/>
           <w:color w:val="5C6670"/>
           <w:sz w:val="16"/>
           <w:szCs w:val="16"/>
@@ -37627,6 +37805,7 @@
         <w:rPr>
           <w:b/>
           <w:bCs/>
+          <w:caps/>
           <w:color w:val="5C6670"/>
           <w:sz w:val="16"/>
           <w:szCs w:val="16"/>
@@ -37694,6 +37873,7 @@
         <w:rPr>
           <w:b/>
           <w:bCs/>
+          <w:caps/>
           <w:color w:val="5C6670"/>
           <w:sz w:val="16"/>
           <w:szCs w:val="16"/>
@@ -37722,6 +37902,7 @@
         <w:rPr>
           <w:b/>
           <w:bCs/>
+          <w:caps/>
           <w:color w:val="5C6670"/>
           <w:sz w:val="16"/>
           <w:szCs w:val="16"/>
@@ -37893,6 +38074,7 @@
         <w:rPr>
           <w:b/>
           <w:bCs/>
+          <w:caps/>
           <w:color w:val="5C6670"/>
           <w:sz w:val="16"/>
           <w:szCs w:val="16"/>
@@ -37921,6 +38103,7 @@
         <w:rPr>
           <w:b/>
           <w:bCs/>
+          <w:caps/>
           <w:color w:val="5C6670"/>
           <w:sz w:val="16"/>
           <w:szCs w:val="16"/>
@@ -37988,6 +38171,7 @@
         <w:rPr>
           <w:b/>
           <w:bCs/>
+          <w:caps/>
           <w:color w:val="5C6670"/>
           <w:sz w:val="16"/>
           <w:szCs w:val="16"/>
@@ -38016,6 +38200,7 @@
         <w:rPr>
           <w:b/>
           <w:bCs/>
+          <w:caps/>
           <w:color w:val="5C6670"/>
           <w:sz w:val="16"/>
           <w:szCs w:val="16"/>
@@ -38109,6 +38294,7 @@
         <w:rPr>
           <w:b/>
           <w:bCs/>
+          <w:caps/>
           <w:color w:val="5C6670"/>
           <w:sz w:val="16"/>
           <w:szCs w:val="16"/>
@@ -38137,6 +38323,7 @@
         <w:rPr>
           <w:b/>
           <w:bCs/>
+          <w:caps/>
           <w:color w:val="5C6670"/>
           <w:sz w:val="16"/>
           <w:szCs w:val="16"/>
@@ -38282,6 +38469,7 @@
         <w:rPr>
           <w:b/>
           <w:bCs/>
+          <w:caps/>
           <w:color w:val="5C6670"/>
           <w:sz w:val="16"/>
           <w:szCs w:val="16"/>
@@ -38315,6 +38503,7 @@
         <w:rPr>
           <w:b/>
           <w:bCs/>
+          <w:caps/>
           <w:color w:val="5C6670"/>
           <w:sz w:val="16"/>
           <w:szCs w:val="16"/>
@@ -38382,6 +38571,7 @@
         <w:rPr>
           <w:b/>
           <w:bCs/>
+          <w:caps/>
           <w:color w:val="5C6670"/>
           <w:sz w:val="16"/>
           <w:szCs w:val="16"/>
@@ -38410,6 +38600,7 @@
         <w:rPr>
           <w:b/>
           <w:bCs/>
+          <w:caps/>
           <w:color w:val="5C6670"/>
           <w:sz w:val="16"/>
           <w:szCs w:val="16"/>
